--- a/4-质量管理/运行记录类文件/040202-内部审核检查表.docx
+++ b/4-质量管理/运行记录类文件/040202-内部审核检查表.docx
@@ -2688,6 +2688,12 @@
             <w:insideH w:val="single" w:color="000000" w:sz="8" w:space="0"/>
             <w:insideV w:val="single" w:color="000000" w:sz="8" w:space="0"/>
           </w:tblBorders>
+          <w:tblCellMar>
+            <w:top w:w="0" w:type="dxa"/>
+            <w:left w:w="0" w:type="dxa"/>
+            <w:bottom w:w="0" w:type="dxa"/>
+            <w:right w:w="0" w:type="dxa"/>
+          </w:tblCellMar>
         </w:tblPrEx>
         <w:trPr>
           <w:trHeight w:val="515" w:hRule="atLeast"/>
@@ -9412,12 +9418,6 @@
             <w:insideH w:val="single" w:color="000000" w:sz="8" w:space="0"/>
             <w:insideV w:val="single" w:color="000000" w:sz="8" w:space="0"/>
           </w:tblBorders>
-          <w:tblCellMar>
-            <w:top w:w="0" w:type="dxa"/>
-            <w:left w:w="0" w:type="dxa"/>
-            <w:bottom w:w="0" w:type="dxa"/>
-            <w:right w:w="0" w:type="dxa"/>
-          </w:tblCellMar>
         </w:tblPrEx>
         <w:trPr>
           <w:trHeight w:val="572" w:hRule="atLeast"/>
@@ -18018,7 +18018,15 @@
               <w:rPr>
                 <w:spacing w:val="8"/>
               </w:rPr>
-              <w:t>抽查技术成果的应用方案、实施记录和工作数据，判断是否有包含应用场景描述、应用效果分析等内容，判断组织是否对技术成果应用进行了管理。</w:t>
+              <w:t>抽查技术成果的应用</w:t>
+            </w:r>
+            <w:bookmarkStart w:id="1" w:name="_GoBack"/>
+            <w:bookmarkEnd w:id="1"/>
+            <w:r>
+              <w:rPr>
+                <w:spacing w:val="8"/>
+              </w:rPr>
+              <w:t>方案、实施记录和工作数据，判断是否有包含应用场景描述、应用效果分析等内容，判断组织是否对技术成果应用进行了管理。</w:t>
             </w:r>
           </w:p>
         </w:tc>
@@ -34244,16 +34252,7 @@
                 <w:rFonts w:hint="eastAsia"/>
                 <w:lang w:val="en-US" w:eastAsia="zh-CN"/>
               </w:rPr>
-              <w:t>项目级新增服务器扩容</w:t>
-            </w:r>
-            <w:bookmarkStart w:id="1" w:name="_GoBack"/>
-            <w:bookmarkEnd w:id="1"/>
-            <w:r>
-              <w:rPr>
-                <w:rFonts w:hint="eastAsia"/>
-                <w:lang w:val="en-US" w:eastAsia="zh-CN"/>
-              </w:rPr>
-              <w:t>方案</w:t>
+              <w:t>项目级新增服务器扩容方案</w:t>
             </w:r>
           </w:p>
         </w:tc>
